--- a/fuentes/12310176_CF2_DU.docx
+++ b/fuentes/12310176_CF2_DU.docx
@@ -1730,6 +1730,12 @@
         </w:rPr>
         <w:t>Ahorrar, si bien es una práctica ancestral asociada a la prevención de escenarios económicos adversos, sigue siendo una conducta poco adoptada por muchas personas debido a la presión social del consumo y la facilidad de acceso al crédito. Este componente propone un enfoque reflexivo sobre la necesidad de transformar los hábitos de consumo y asumir el ahorro no solo como una estrategia de contingencia, sino como una herramienta para alcanzar metas personales y abrir la posibilidad a inversiones futuras que generen nuevas fuentes de ingreso</w:t>
       </w:r>
+      <w:r>
+        <w:rPr>
+          <w:lang w:eastAsia="es-CO"/>
+        </w:rPr>
+        <w:t>.</w:t>
+      </w:r>
     </w:p>
     <w:p>
       <w:pPr>
@@ -2009,11 +2015,17 @@
       </w:pPr>
       <w:r>
         <w:rPr>
+          <w:lang w:val="es-419" w:eastAsia="es-CO"/>
+        </w:rPr>
+        <w:t>Un presupuesto es una herramienta de planeación financiera que permite proyectar, de manera ordenada y en términos monetarios, los ingresos y egresos esperados durante un periodo determinado (mensual, trimestral o anual). Su propósito es optimizar la toma de decisiones económicas, facilitar el cumplimiento de metas financieras y fomentar el uso responsable de los recursos disponibles</w:t>
+      </w:r>
+      <w:r>
+        <w:rPr>
           <w:b/>
           <w:bCs/>
           <w:lang w:val="es-419" w:eastAsia="es-CO"/>
         </w:rPr>
-        <w:t>Un presupuesto es una herramienta de planeación financiera que permite proyectar, de manera ordenada y en términos monetarios, los ingresos y egresos esperados durante un periodo determinado (mensual, trimestral o anual). Su propósito es optimizar la toma de decisiones económicas, facilitar el cumplimiento de metas financieras y fomentar el uso responsable de los recursos disponibles.</w:t>
+        <w:t>.</w:t>
       </w:r>
     </w:p>
     <w:p>
@@ -3474,6 +3486,7 @@
           <w:p>
             <w:pPr>
               <w:pStyle w:val="TextoTablas"/>
+              <w:jc w:val="center"/>
             </w:pPr>
             <w:r>
               <w:t>Utilidad o déficit = ingresos - egresos</w:t>
@@ -5673,7 +5686,6 @@
     </w:p>
     <w:p>
       <w:pPr>
-        <w:jc w:val="center"/>
         <w:rPr>
           <w:lang w:eastAsia="es-CO"/>
         </w:rPr>
@@ -5684,10 +5696,10 @@
           <w:lang w:eastAsia="es-CO"/>
         </w:rPr>
         <w:drawing>
-          <wp:inline distT="0" distB="0" distL="0" distR="0" wp14:anchorId="4E5DD4D4" wp14:editId="48808B88">
-            <wp:extent cx="6075252" cy="2624919"/>
-            <wp:effectExtent l="0" t="0" r="1905" b="4445"/>
-            <wp:docPr id="11" name="Imagen 11" descr="La síntesis organiza el contenido en torno a cuatro ejes centrales: la definición y características del presupuesto, la necesidad de su elaboración, la gestión efectiva de los recursos y la ejecución presupuestal. Se destacan atributos como disciplina, compromiso, perseverancia y organización; así como acciones claves para controlar el gasto, reducir el endeudamiento y fomentar el ahorro. Finalmente, se reconoce que la planeación financiera, a través del presupuesto y el ahorro, es una estrategia esencial para alcanzar estabilidad económica y bienestar personal."/>
+          <wp:inline distT="0" distB="0" distL="0" distR="0" wp14:anchorId="45F9A155" wp14:editId="43A477D6">
+            <wp:extent cx="5565228" cy="2403674"/>
+            <wp:effectExtent l="0" t="0" r="0" b="0"/>
+            <wp:docPr id="1" name="Imagen 1" descr="La síntesis organiza el contenido en torno a cuatro ejes centrales: la definición y características del presupuesto, la necesidad de su elaboración, la gestión efectiva de los recursos y la ejecución presupuestal. Se destacan atributos como disciplina, compromiso, perseverancia y organización; así como acciones claves para controlar el gasto, reducir el endeudamiento y fomentar el ahorro. Finalmente, se reconoce que la planeación financiera, a través del presupuesto y el ahorro, es una estrategia esencial para alcanzar estabilidad económica y bienestar personal."/>
             <wp:cNvGraphicFramePr>
               <a:graphicFrameLocks xmlns:a="http://schemas.openxmlformats.org/drawingml/2006/main" noChangeAspect="1"/>
             </wp:cNvGraphicFramePr>
@@ -5695,33 +5707,29 @@
               <a:graphicData uri="http://schemas.openxmlformats.org/drawingml/2006/picture">
                 <pic:pic xmlns:pic="http://schemas.openxmlformats.org/drawingml/2006/picture">
                   <pic:nvPicPr>
-                    <pic:cNvPr id="11" name="Imagen 11" descr="La síntesis organiza el contenido en torno a cuatro ejes centrales: la definición y características del presupuesto, la necesidad de su elaboración, la gestión efectiva de los recursos y la ejecución presupuestal. Se destacan atributos como disciplina, compromiso, perseverancia y organización; así como acciones claves para controlar el gasto, reducir el endeudamiento y fomentar el ahorro. Finalmente, se reconoce que la planeación financiera, a través del presupuesto y el ahorro, es una estrategia esencial para alcanzar estabilidad económica y bienestar personal."/>
-                    <pic:cNvPicPr>
-                      <a:picLocks noChangeAspect="1" noChangeArrowheads="1"/>
-                    </pic:cNvPicPr>
+                    <pic:cNvPr id="1" name="Imagen 1" descr="La síntesis organiza el contenido en torno a cuatro ejes centrales: la definición y características del presupuesto, la necesidad de su elaboración, la gestión efectiva de los recursos y la ejecución presupuestal. Se destacan atributos como disciplina, compromiso, perseverancia y organización; así como acciones claves para controlar el gasto, reducir el endeudamiento y fomentar el ahorro. Finalmente, se reconoce que la planeación financiera, a través del presupuesto y el ahorro, es una estrategia esencial para alcanzar estabilidad económica y bienestar personal."/>
+                    <pic:cNvPicPr/>
                   </pic:nvPicPr>
                   <pic:blipFill>
-                    <a:blip r:embed="rId16">
+                    <a:blip r:embed="rId16" cstate="print">
                       <a:extLst>
                         <a:ext uri="{28A0092B-C50C-407E-A947-70E740481C1C}">
                           <a14:useLocalDpi xmlns:a14="http://schemas.microsoft.com/office/drawing/2010/main" val="0"/>
                         </a:ext>
                       </a:extLst>
                     </a:blip>
-                    <a:srcRect/>
                     <a:stretch>
                       <a:fillRect/>
                     </a:stretch>
                   </pic:blipFill>
-                  <pic:spPr bwMode="auto">
+                  <pic:spPr>
                     <a:xfrm>
                       <a:off x="0" y="0"/>
-                      <a:ext cx="6119063" cy="2643848"/>
+                      <a:ext cx="5570919" cy="2406132"/>
                     </a:xfrm>
                     <a:prstGeom prst="rect">
                       <a:avLst/>
                     </a:prstGeom>
-                    <a:noFill/>
                   </pic:spPr>
                 </pic:pic>
               </a:graphicData>
@@ -5729,6 +5737,14 @@
           </wp:inline>
         </w:drawing>
       </w:r>
+    </w:p>
+    <w:p>
+      <w:pPr>
+        <w:jc w:val="center"/>
+        <w:rPr>
+          <w:lang w:eastAsia="es-CO"/>
+        </w:rPr>
+      </w:pPr>
     </w:p>
     <w:p>
       <w:pPr>
@@ -7729,7 +7745,7 @@
         <v:path o:extrusionok="f" gradientshapeok="t" o:connecttype="rect"/>
         <o:lock v:ext="edit" aspectratio="t"/>
       </v:shapetype>
-      <v:shape id="_x0000_i1058" type="#_x0000_t75" style="width:10.5pt;height:10.5pt" o:bullet="t">
+      <v:shape id="_x0000_i1045" type="#_x0000_t75" style="width:11.15pt;height:11.15pt" o:bullet="t">
         <v:imagedata r:id="rId1" o:title="mso9D57"/>
       </v:shape>
     </w:pict>
@@ -15594,5 +15610,5 @@
 </file>
 
 <file path=customXml/itemProps4.xml><?xml version="1.0" encoding="utf-8"?>
-<ds:datastoreItem xmlns:ds="http://schemas.openxmlformats.org/officeDocument/2006/customXml" ds:itemID="{F96BF592-4453-4F0B-8079-D8184A1080FE}"/>
+<ds:datastoreItem xmlns:ds="http://schemas.openxmlformats.org/officeDocument/2006/customXml" ds:itemID="{4C895502-85E6-4DEA-A88E-76F75C15A7DD}"/>
 </file>